--- a/Appendix/EG 13- Accessing databases Maven.docx
+++ b/Appendix/EG 13- Accessing databases Maven.docx
@@ -9030,11 +9030,9 @@
     <w:r>
       <w:fldChar w:fldCharType="separate"/>
     </w:r>
-    <w:proofErr w:type="spellStart"/>
     <w:r>
       <w:t>i</w:t>
     </w:r>
-    <w:proofErr w:type="spellEnd"/>
     <w:r>
       <w:fldChar w:fldCharType="end"/>
     </w:r>
@@ -13884,12 +13882,19 @@
 </file>
 
 <file path=customXml/item1.xml><?xml version="1.0" encoding="utf-8"?>
-<p:properties xmlns:p="http://schemas.microsoft.com/office/2006/metadata/properties" xmlns:xsi="http://www.w3.org/2001/XMLSchema-instance" xmlns:pc="http://schemas.microsoft.com/office/infopath/2007/PartnerControls">
-  <documentManagement/>
-</p:properties>
+<?mso-contentType ?>
+<FormTemplates xmlns="http://schemas.microsoft.com/sharepoint/v3/contenttype/forms">
+  <Display>DocumentLibraryForm</Display>
+  <Edit>DocumentLibraryForm</Edit>
+  <New>DocumentLibraryForm</New>
+</FormTemplates>
 </file>
 
 <file path=customXml/item2.xml><?xml version="1.0" encoding="utf-8"?>
+<b:Sources xmlns:b="http://schemas.openxmlformats.org/officeDocument/2006/bibliography" xmlns="http://schemas.openxmlformats.org/officeDocument/2006/bibliography" SelectedStyle="\APASixthEditionOfficeOnline.xsl" StyleName="APA" Version="6"/>
+</file>
+
+<file path=customXml/item3.xml><?xml version="1.0" encoding="utf-8"?>
 <ct:contentTypeSchema xmlns:ct="http://schemas.microsoft.com/office/2006/metadata/contentType" xmlns:ma="http://schemas.microsoft.com/office/2006/metadata/properties/metaAttributes" ct:_="" ma:_="" ma:contentTypeName="Document" ma:contentTypeID="0x010100074FAAA7972F9643A241C47A4640F77B" ma:contentTypeVersion="4" ma:contentTypeDescription="Create a new document." ma:contentTypeScope="" ma:versionID="beb1a33ce099b8336a535a8070a49028">
   <xsd:schema xmlns:xsd="http://www.w3.org/2001/XMLSchema" xmlns:xs="http://www.w3.org/2001/XMLSchema" xmlns:p="http://schemas.microsoft.com/office/2006/metadata/properties" xmlns:ns2="e3bcef54-3dd5-4c54-ac74-22a6c715abc5" targetNamespace="http://schemas.microsoft.com/office/2006/metadata/properties" ma:root="true" ma:fieldsID="39dc725c7e5b7c9c602767014e9452a2" ns2:_="">
     <xsd:import namespace="e3bcef54-3dd5-4c54-ac74-22a6c715abc5"/>
@@ -14033,29 +14038,29 @@
 </ct:contentTypeSchema>
 </file>
 
-<file path=customXml/item3.xml><?xml version="1.0" encoding="utf-8"?>
-<b:Sources xmlns:b="http://schemas.openxmlformats.org/officeDocument/2006/bibliography" xmlns="http://schemas.openxmlformats.org/officeDocument/2006/bibliography" SelectedStyle="\APASixthEditionOfficeOnline.xsl" StyleName="APA" Version="6"/>
-</file>
-
 <file path=customXml/item4.xml><?xml version="1.0" encoding="utf-8"?>
-<?mso-contentType ?>
-<FormTemplates xmlns="http://schemas.microsoft.com/sharepoint/v3/contenttype/forms">
-  <Display>DocumentLibraryForm</Display>
-  <Edit>DocumentLibraryForm</Edit>
-  <New>DocumentLibraryForm</New>
-</FormTemplates>
+<p:properties xmlns:p="http://schemas.microsoft.com/office/2006/metadata/properties" xmlns:xsi="http://www.w3.org/2001/XMLSchema-instance" xmlns:pc="http://schemas.microsoft.com/office/infopath/2007/PartnerControls">
+  <documentManagement/>
+</p:properties>
 </file>
 
 <file path=customXml/itemProps1.xml><?xml version="1.0" encoding="utf-8"?>
-<ds:datastoreItem xmlns:ds="http://schemas.openxmlformats.org/officeDocument/2006/customXml" ds:itemID="{6367B603-3B12-42EB-A71C-92DF23C6A36D}">
+<ds:datastoreItem xmlns:ds="http://schemas.openxmlformats.org/officeDocument/2006/customXml" ds:itemID="{1EF956C6-2A7C-438B-ACF2-9A85252697A5}">
   <ds:schemaRefs>
-    <ds:schemaRef ds:uri="http://schemas.microsoft.com/office/2006/metadata/properties"/>
-    <ds:schemaRef ds:uri="http://schemas.microsoft.com/office/infopath/2007/PartnerControls"/>
+    <ds:schemaRef ds:uri="http://schemas.microsoft.com/sharepoint/v3/contenttype/forms"/>
   </ds:schemaRefs>
 </ds:datastoreItem>
 </file>
 
 <file path=customXml/itemProps2.xml><?xml version="1.0" encoding="utf-8"?>
+<ds:datastoreItem xmlns:ds="http://schemas.openxmlformats.org/officeDocument/2006/customXml" ds:itemID="{F5997309-FACA-442A-8A47-89BAD725A418}">
+  <ds:schemaRefs>
+    <ds:schemaRef ds:uri="http://schemas.openxmlformats.org/officeDocument/2006/bibliography"/>
+  </ds:schemaRefs>
+</ds:datastoreItem>
+</file>
+
+<file path=customXml/itemProps3.xml><?xml version="1.0" encoding="utf-8"?>
 <ds:datastoreItem xmlns:ds="http://schemas.openxmlformats.org/officeDocument/2006/customXml" ds:itemID="{8E875218-91D6-4204-B3E1-4F4C6E078F42}">
   <ds:schemaRefs>
     <ds:schemaRef ds:uri="http://schemas.microsoft.com/office/2006/metadata/contentType"/>
@@ -14073,18 +14078,11 @@
 </ds:datastoreItem>
 </file>
 
-<file path=customXml/itemProps3.xml><?xml version="1.0" encoding="utf-8"?>
-<ds:datastoreItem xmlns:ds="http://schemas.openxmlformats.org/officeDocument/2006/customXml" ds:itemID="{F5997309-FACA-442A-8A47-89BAD725A418}">
+<file path=customXml/itemProps4.xml><?xml version="1.0" encoding="utf-8"?>
+<ds:datastoreItem xmlns:ds="http://schemas.openxmlformats.org/officeDocument/2006/customXml" ds:itemID="{6367B603-3B12-42EB-A71C-92DF23C6A36D}">
   <ds:schemaRefs>
-    <ds:schemaRef ds:uri="http://schemas.openxmlformats.org/officeDocument/2006/bibliography"/>
-  </ds:schemaRefs>
-</ds:datastoreItem>
-</file>
-
-<file path=customXml/itemProps4.xml><?xml version="1.0" encoding="utf-8"?>
-<ds:datastoreItem xmlns:ds="http://schemas.openxmlformats.org/officeDocument/2006/customXml" ds:itemID="{1EF956C6-2A7C-438B-ACF2-9A85252697A5}">
-  <ds:schemaRefs>
-    <ds:schemaRef ds:uri="http://schemas.microsoft.com/sharepoint/v3/contenttype/forms"/>
+    <ds:schemaRef ds:uri="http://schemas.microsoft.com/office/2006/metadata/properties"/>
+    <ds:schemaRef ds:uri="http://schemas.microsoft.com/office/infopath/2007/PartnerControls"/>
   </ds:schemaRefs>
 </ds:datastoreItem>
 </file>